--- a/Documents/ThuyetTrinhNhom8(RAW).docx
+++ b/Documents/ThuyetTrinhNhom8(RAW).docx
@@ -9,7 +9,7 @@
     </w:p>
     <w:p>
       <w:r>
-        <w:t>Ứng dụng Figma trong thiết kế Prototype</w:t>
+        <w:t>ỨNG DỤNG FIGMA TRONG THIẾT KẾ PROTOTYPE</w:t>
       </w:r>
     </w:p>
     <w:p/>
@@ -24,31 +24,7 @@
         <w:t xml:space="preserve">Vai trò của Figma trong BA, </w:t>
       </w:r>
       <w:r>
-        <w:t xml:space="preserve">Quy trình thiết kế với Figma, Wireframe là gì &amp; Tạo Wireframe trong Figma, Mokup là gì &amp; Tạo mockup trong Figma, </w:t>
-      </w:r>
-      <w:r>
-        <w:t>Prototype là gì</w:t>
-      </w:r>
-      <w:r>
-        <w:t xml:space="preserve"> </w:t>
-      </w:r>
-      <w:r>
-        <w:t>&amp;</w:t>
-      </w:r>
-      <w:r>
-        <w:t xml:space="preserve"> </w:t>
-      </w:r>
-      <w:r>
-        <w:t>các loại Prototype</w:t>
-      </w:r>
-      <w:r>
-        <w:t xml:space="preserve"> &amp; Tạo Prototype trong Figma</w:t>
-      </w:r>
-      <w:r>
-        <w:t>,</w:t>
-      </w:r>
-      <w:r>
-        <w:t xml:space="preserve"> Test Prototype &amp; Chia sẻ đường link cho người dùng, Ưu điểm &amp; Nhược Điểm của Figma, Ví dụ thực tế trong BTL, Kết luận</w:t>
+        <w:t>Quy trình thiết kế với Figma, Wireframe là gì &amp; Tạo Wireframe trong Figma, Mokup là gì &amp; Tạo mockup trong Figma, Prototype là gì &amp; các loại Prototype &amp; Tạo Prototype trong Figma, Test Prototype &amp; Chia sẻ đường link cho người dùng, Ưu điểm &amp; Nhược Điểm của Figma, Ví dụ thực tế trong BTL, Kết luận</w:t>
       </w:r>
     </w:p>
     <w:p/>
@@ -269,6 +245,59 @@
         <w:rPr>
           <w:b/>
           <w:bCs/>
+          <w:highlight w:val="yellow"/>
+        </w:rPr>
+      </w:pPr>
+      <w:r>
+        <w:rPr>
+          <w:b/>
+          <w:bCs/>
+          <w:highlight w:val="yellow"/>
+        </w:rPr>
+        <w:t xml:space="preserve">Script nói </w:t>
+      </w:r>
+    </w:p>
+    <w:p>
+      <w:pPr>
+        <w:rPr>
+          <w:highlight w:val="yellow"/>
+        </w:rPr>
+      </w:pPr>
+      <w:r>
+        <w:rPr>
+          <w:highlight w:val="yellow"/>
+        </w:rPr>
+        <w:t>“Trong quá trình phát triển phần mềm, có rất nhiều vai trò cùng tham gia như BA, Designer, Developer, Tester và cả khách hàng. Tuy nhiên, mỗi người lại có một cách hiểu khác nhau về cùng một yêu cầu.</w:t>
+      </w:r>
+    </w:p>
+    <w:p>
+      <w:pPr>
+        <w:rPr>
+          <w:highlight w:val="yellow"/>
+        </w:rPr>
+      </w:pPr>
+      <w:r>
+        <w:rPr>
+          <w:highlight w:val="yellow"/>
+        </w:rPr>
+        <w:t>Ví dụ, khi BA viết ‘hiển thị danh sách đơn hàng’, Developer có thể chỉ làm một danh sách đơn giản. Nhưng thực tế khách hàng lại mong muốn có thêm bộ lọc, trạng thái và phân trang.</w:t>
+      </w:r>
+    </w:p>
+    <w:p>
+      <w:r>
+        <w:rPr>
+          <w:highlight w:val="yellow"/>
+        </w:rPr>
+        <w:t>Chính sự khác biệt trong cách hiểu này dẫn đến việc sản phẩm cuối cùng không đúng kỳ vọng. Vì vậy, vấn đề cốt lõi là chúng ta đang thiếu một ngôn ngữ chung mang tính trực quan. Và đó cũng là lý do Figma ra đời.”</w:t>
+      </w:r>
+    </w:p>
+    <w:p/>
+    <w:p/>
+    <w:p>
+      <w:pPr>
+        <w:rPr>
+          <w:b/>
+          <w:bCs/>
         </w:rPr>
       </w:pPr>
       <w:r>
@@ -531,7 +560,6 @@
           <w:b/>
           <w:bCs/>
         </w:rPr>
-        <w:lastRenderedPageBreak/>
         <w:t>4. Wireframe là gì &amp; Tạo Wireframe trong Figma</w:t>
       </w:r>
     </w:p>
@@ -735,6 +763,7 @@
         </w:numPr>
       </w:pPr>
       <w:r>
+        <w:lastRenderedPageBreak/>
         <w:t xml:space="preserve">Input email </w:t>
       </w:r>
     </w:p>
@@ -851,7 +880,6 @@
         </w:numPr>
       </w:pPr>
       <w:r>
-        <w:lastRenderedPageBreak/>
         <w:t xml:space="preserve">Sử dụng: </w:t>
       </w:r>
     </w:p>
@@ -1152,6 +1180,7 @@
         </w:numPr>
       </w:pPr>
       <w:r>
+        <w:lastRenderedPageBreak/>
         <w:t xml:space="preserve">Low-fidelity prototype (từ wireframe) </w:t>
       </w:r>
     </w:p>
@@ -1166,20 +1195,173 @@
         <w:t xml:space="preserve">High-fidelity prototype (từ mockup) </w:t>
       </w:r>
     </w:p>
+    <w:p>
+      <w:pPr>
+        <w:ind w:left="720"/>
+      </w:pPr>
+    </w:p>
+    <w:p>
+      <w:pPr>
+        <w:rPr>
+          <w:b/>
+          <w:bCs/>
+        </w:rPr>
+      </w:pPr>
+      <w:r>
+        <w:rPr>
+          <w:b/>
+          <w:bCs/>
+        </w:rPr>
+        <w:t>7</w:t>
+      </w:r>
+      <w:r>
+        <w:rPr>
+          <w:b/>
+          <w:bCs/>
+        </w:rPr>
+        <w:t>. Ưu điểm &amp; Nhược điểm của Figma</w:t>
+      </w:r>
+    </w:p>
+    <w:p>
+      <w:pPr>
+        <w:rPr>
+          <w:b/>
+          <w:bCs/>
+        </w:rPr>
+      </w:pPr>
+      <w:r>
+        <w:rPr>
+          <w:b/>
+          <w:bCs/>
+        </w:rPr>
+        <w:t>Ưu điểm:</w:t>
+      </w:r>
+    </w:p>
+    <w:p>
+      <w:pPr>
+        <w:numPr>
+          <w:ilvl w:val="0"/>
+          <w:numId w:val="21"/>
+        </w:numPr>
+      </w:pPr>
+      <w:r>
+        <w:t xml:space="preserve">Dễ dùng </w:t>
+      </w:r>
+    </w:p>
+    <w:p>
+      <w:pPr>
+        <w:numPr>
+          <w:ilvl w:val="0"/>
+          <w:numId w:val="21"/>
+        </w:numPr>
+      </w:pPr>
+      <w:r>
+        <w:t xml:space="preserve">Realtime collaboration </w:t>
+      </w:r>
+    </w:p>
+    <w:p>
+      <w:pPr>
+        <w:numPr>
+          <w:ilvl w:val="0"/>
+          <w:numId w:val="21"/>
+        </w:numPr>
+      </w:pPr>
+      <w:r>
+        <w:t xml:space="preserve">Không cần cài đặt </w:t>
+      </w:r>
+    </w:p>
+    <w:p>
+      <w:pPr>
+        <w:numPr>
+          <w:ilvl w:val="0"/>
+          <w:numId w:val="21"/>
+        </w:numPr>
+      </w:pPr>
+      <w:r>
+        <w:t xml:space="preserve">Tạo prototype nhanh </w:t>
+      </w:r>
+    </w:p>
+    <w:p>
+      <w:pPr>
+        <w:numPr>
+          <w:ilvl w:val="0"/>
+          <w:numId w:val="21"/>
+        </w:numPr>
+      </w:pPr>
+      <w:r>
+        <w:t xml:space="preserve">Free cho sinh viên </w:t>
+      </w:r>
+    </w:p>
+    <w:p>
+      <w:pPr>
+        <w:rPr>
+          <w:b/>
+          <w:bCs/>
+        </w:rPr>
+      </w:pPr>
+      <w:r>
+        <w:rPr>
+          <w:b/>
+          <w:bCs/>
+        </w:rPr>
+        <w:t>Nhược điểm:</w:t>
+      </w:r>
+    </w:p>
+    <w:p>
+      <w:pPr>
+        <w:numPr>
+          <w:ilvl w:val="0"/>
+          <w:numId w:val="22"/>
+        </w:numPr>
+      </w:pPr>
+      <w:r>
+        <w:t xml:space="preserve">Phụ thuộc internet </w:t>
+      </w:r>
+    </w:p>
+    <w:p>
+      <w:pPr>
+        <w:numPr>
+          <w:ilvl w:val="0"/>
+          <w:numId w:val="22"/>
+        </w:numPr>
+      </w:pPr>
+      <w:r>
+        <w:t xml:space="preserve">Prototype không thay thế được app thật </w:t>
+      </w:r>
+    </w:p>
+    <w:p>
+      <w:pPr>
+        <w:numPr>
+          <w:ilvl w:val="0"/>
+          <w:numId w:val="22"/>
+        </w:numPr>
+      </w:pPr>
+      <w:r>
+        <w:t xml:space="preserve">Performance lag nếu file quá nặng </w:t>
+      </w:r>
+    </w:p>
     <w:p/>
-    <w:p>
-      <w:pPr>
-        <w:rPr>
-          <w:b/>
-          <w:bCs/>
-        </w:rPr>
-      </w:pPr>
-      <w:r>
-        <w:rPr>
-          <w:b/>
-          <w:bCs/>
-        </w:rPr>
-        <w:t>7. Tạo Prototype trong Figma</w:t>
+    <w:p/>
+    <w:p>
+      <w:pPr>
+        <w:rPr>
+          <w:b/>
+          <w:bCs/>
+        </w:rPr>
+      </w:pPr>
+      <w:r>
+        <w:rPr>
+          <w:b/>
+          <w:bCs/>
+        </w:rPr>
+        <w:t>8</w:t>
+      </w:r>
+      <w:r>
+        <w:rPr>
+          <w:b/>
+          <w:bCs/>
+        </w:rPr>
+        <w:t>. Tạo Prototype trong Figma</w:t>
       </w:r>
     </w:p>
     <w:p>
@@ -1260,7 +1442,6 @@
         </w:numPr>
       </w:pPr>
       <w:r>
-        <w:lastRenderedPageBreak/>
         <w:t xml:space="preserve">Animation: </w:t>
       </w:r>
     </w:p>
@@ -1309,6 +1490,7 @@
           <w:b/>
           <w:bCs/>
         </w:rPr>
+        <w:lastRenderedPageBreak/>
         <w:t>Video DEMO hướng dẫn</w:t>
       </w:r>
     </w:p>
@@ -1321,326 +1503,14 @@
       </w:pPr>
     </w:p>
     <w:p>
-      <w:r>
-        <w:rPr>
-          <w:b/>
-          <w:bCs/>
-        </w:rPr>
-        <w:t>8. Test Prototype &amp; Chia sẻ</w:t>
-      </w:r>
-    </w:p>
-    <w:p>
-      <w:pPr>
-        <w:rPr>
-          <w:b/>
-          <w:bCs/>
-        </w:rPr>
-      </w:pPr>
-      <w:r>
-        <w:rPr>
-          <w:b/>
-          <w:bCs/>
-        </w:rPr>
-        <w:t>Test:</w:t>
-      </w:r>
-    </w:p>
-    <w:p>
-      <w:pPr>
-        <w:numPr>
-          <w:ilvl w:val="0"/>
-          <w:numId w:val="18"/>
-        </w:numPr>
-      </w:pPr>
-      <w:r>
-        <w:t xml:space="preserve">Preview trực tiếp trong Figma </w:t>
-      </w:r>
-    </w:p>
-    <w:p>
-      <w:pPr>
-        <w:numPr>
-          <w:ilvl w:val="0"/>
-          <w:numId w:val="18"/>
-        </w:numPr>
-      </w:pPr>
-      <w:r>
-        <w:t xml:space="preserve">Test user flow: </w:t>
-      </w:r>
-    </w:p>
-    <w:p>
-      <w:pPr>
-        <w:numPr>
-          <w:ilvl w:val="1"/>
-          <w:numId w:val="18"/>
-        </w:numPr>
-      </w:pPr>
-      <w:r>
-        <w:t xml:space="preserve">Đăng nhập </w:t>
-      </w:r>
-    </w:p>
-    <w:p>
-      <w:pPr>
-        <w:numPr>
-          <w:ilvl w:val="1"/>
-          <w:numId w:val="18"/>
-        </w:numPr>
-      </w:pPr>
-      <w:r>
-        <w:t xml:space="preserve">Đặt hàng </w:t>
-      </w:r>
-    </w:p>
-    <w:p>
-      <w:pPr>
-        <w:numPr>
-          <w:ilvl w:val="1"/>
-          <w:numId w:val="18"/>
-        </w:numPr>
-      </w:pPr>
-      <w:r>
-        <w:t xml:space="preserve">Thanh toán </w:t>
-      </w:r>
-    </w:p>
-    <w:p>
-      <w:pPr>
-        <w:rPr>
-          <w:b/>
-          <w:bCs/>
-        </w:rPr>
-      </w:pPr>
-      <w:r>
-        <w:rPr>
-          <w:b/>
-          <w:bCs/>
-        </w:rPr>
-        <w:t>Share:</w:t>
-      </w:r>
-    </w:p>
-    <w:p>
-      <w:pPr>
-        <w:numPr>
-          <w:ilvl w:val="0"/>
-          <w:numId w:val="19"/>
-        </w:numPr>
-      </w:pPr>
-      <w:r>
-        <w:t xml:space="preserve">Click “Share” </w:t>
-      </w:r>
-    </w:p>
-    <w:p>
-      <w:pPr>
-        <w:numPr>
-          <w:ilvl w:val="0"/>
-          <w:numId w:val="19"/>
-        </w:numPr>
-      </w:pPr>
-      <w:r>
-        <w:t xml:space="preserve">Copy link </w:t>
-      </w:r>
-    </w:p>
-    <w:p>
-      <w:pPr>
-        <w:numPr>
-          <w:ilvl w:val="0"/>
-          <w:numId w:val="19"/>
-        </w:numPr>
-      </w:pPr>
-      <w:r>
-        <w:t xml:space="preserve">Gửi cho: </w:t>
-      </w:r>
-    </w:p>
-    <w:p>
-      <w:pPr>
-        <w:numPr>
-          <w:ilvl w:val="1"/>
-          <w:numId w:val="19"/>
-        </w:numPr>
-      </w:pPr>
-      <w:r>
-        <w:t xml:space="preserve">Stakeholder </w:t>
-      </w:r>
-    </w:p>
-    <w:p>
-      <w:pPr>
-        <w:numPr>
-          <w:ilvl w:val="1"/>
-          <w:numId w:val="19"/>
-        </w:numPr>
-      </w:pPr>
-      <w:r>
-        <w:t xml:space="preserve">Tester </w:t>
-      </w:r>
-    </w:p>
-    <w:p>
-      <w:pPr>
-        <w:numPr>
-          <w:ilvl w:val="1"/>
-          <w:numId w:val="19"/>
-        </w:numPr>
-      </w:pPr>
-      <w:r>
-        <w:t xml:space="preserve">Dev </w:t>
-      </w:r>
-    </w:p>
-    <w:p>
-      <w:pPr>
-        <w:rPr>
-          <w:b/>
-          <w:bCs/>
-        </w:rPr>
-      </w:pPr>
-      <w:r>
-        <w:rPr>
-          <w:b/>
-          <w:bCs/>
-        </w:rPr>
-        <w:t>Lợi ích:</w:t>
-      </w:r>
-    </w:p>
-    <w:p>
-      <w:pPr>
-        <w:numPr>
-          <w:ilvl w:val="0"/>
-          <w:numId w:val="20"/>
-        </w:numPr>
-      </w:pPr>
-      <w:r>
-        <w:t xml:space="preserve">Không cần code vẫn test được sản phẩm </w:t>
-      </w:r>
+      <w:pPr>
+        <w:rPr>
+          <w:b/>
+          <w:bCs/>
+        </w:rPr>
+      </w:pPr>
     </w:p>
     <w:p/>
-    <w:p>
-      <w:pPr>
-        <w:rPr>
-          <w:b/>
-          <w:bCs/>
-        </w:rPr>
-      </w:pPr>
-      <w:r>
-        <w:rPr>
-          <w:b/>
-          <w:bCs/>
-        </w:rPr>
-        <w:t>9. Ưu điểm &amp; Nhược điểm của Figma</w:t>
-      </w:r>
-    </w:p>
-    <w:p>
-      <w:pPr>
-        <w:rPr>
-          <w:b/>
-          <w:bCs/>
-        </w:rPr>
-      </w:pPr>
-      <w:r>
-        <w:rPr>
-          <w:b/>
-          <w:bCs/>
-        </w:rPr>
-        <w:t>Ưu điểm:</w:t>
-      </w:r>
-    </w:p>
-    <w:p>
-      <w:pPr>
-        <w:numPr>
-          <w:ilvl w:val="0"/>
-          <w:numId w:val="21"/>
-        </w:numPr>
-      </w:pPr>
-      <w:r>
-        <w:t xml:space="preserve">Dễ dùng </w:t>
-      </w:r>
-    </w:p>
-    <w:p>
-      <w:pPr>
-        <w:numPr>
-          <w:ilvl w:val="0"/>
-          <w:numId w:val="21"/>
-        </w:numPr>
-      </w:pPr>
-      <w:r>
-        <w:t xml:space="preserve">Realtime collaboration </w:t>
-      </w:r>
-    </w:p>
-    <w:p>
-      <w:pPr>
-        <w:numPr>
-          <w:ilvl w:val="0"/>
-          <w:numId w:val="21"/>
-        </w:numPr>
-      </w:pPr>
-      <w:r>
-        <w:lastRenderedPageBreak/>
-        <w:t xml:space="preserve">Không cần cài đặt </w:t>
-      </w:r>
-    </w:p>
-    <w:p>
-      <w:pPr>
-        <w:numPr>
-          <w:ilvl w:val="0"/>
-          <w:numId w:val="21"/>
-        </w:numPr>
-      </w:pPr>
-      <w:r>
-        <w:t xml:space="preserve">Tạo prototype nhanh </w:t>
-      </w:r>
-    </w:p>
-    <w:p>
-      <w:pPr>
-        <w:numPr>
-          <w:ilvl w:val="0"/>
-          <w:numId w:val="21"/>
-        </w:numPr>
-      </w:pPr>
-      <w:r>
-        <w:t xml:space="preserve">Free cho sinh viên </w:t>
-      </w:r>
-    </w:p>
-    <w:p>
-      <w:pPr>
-        <w:rPr>
-          <w:b/>
-          <w:bCs/>
-        </w:rPr>
-      </w:pPr>
-      <w:r>
-        <w:rPr>
-          <w:b/>
-          <w:bCs/>
-        </w:rPr>
-        <w:t>Nhược điểm:</w:t>
-      </w:r>
-    </w:p>
-    <w:p>
-      <w:pPr>
-        <w:numPr>
-          <w:ilvl w:val="0"/>
-          <w:numId w:val="22"/>
-        </w:numPr>
-      </w:pPr>
-      <w:r>
-        <w:t xml:space="preserve">Phụ thuộc internet </w:t>
-      </w:r>
-    </w:p>
-    <w:p>
-      <w:pPr>
-        <w:numPr>
-          <w:ilvl w:val="0"/>
-          <w:numId w:val="22"/>
-        </w:numPr>
-      </w:pPr>
-      <w:r>
-        <w:t xml:space="preserve">Prototype không thay thế được app thật </w:t>
-      </w:r>
-    </w:p>
-    <w:p>
-      <w:pPr>
-        <w:numPr>
-          <w:ilvl w:val="0"/>
-          <w:numId w:val="22"/>
-        </w:numPr>
-      </w:pPr>
-      <w:r>
-        <w:t xml:space="preserve">Performance lag nếu file quá nặng </w:t>
-      </w:r>
-    </w:p>
     <w:p/>
     <w:p>
       <w:pPr>
@@ -1654,7 +1524,14 @@
           <w:b/>
           <w:bCs/>
         </w:rPr>
-        <w:t>10. Ví dụ thực tế (BT</w:t>
+        <w:t>9</w:t>
+      </w:r>
+      <w:r>
+        <w:rPr>
+          <w:b/>
+          <w:bCs/>
+        </w:rPr>
+        <w:t>. Ví dụ thực tế (BT</w:t>
       </w:r>
       <w:r>
         <w:rPr>
@@ -1872,7 +1749,21 @@
           <w:b/>
           <w:bCs/>
         </w:rPr>
-        <w:t>11. Kết luận</w:t>
+        <w:t>1</w:t>
+      </w:r>
+      <w:r>
+        <w:rPr>
+          <w:b/>
+          <w:bCs/>
+        </w:rPr>
+        <w:t>0</w:t>
+      </w:r>
+      <w:r>
+        <w:rPr>
+          <w:b/>
+          <w:bCs/>
+        </w:rPr>
+        <w:t>. Kết luận</w:t>
       </w:r>
     </w:p>
     <w:p>
@@ -1883,7 +1774,6 @@
         </w:numPr>
       </w:pPr>
       <w:r>
-        <w:lastRenderedPageBreak/>
         <w:t xml:space="preserve">Figma giúp: </w:t>
       </w:r>
     </w:p>
@@ -1917,6 +1807,7 @@
         </w:numPr>
       </w:pPr>
       <w:r>
+        <w:lastRenderedPageBreak/>
         <w:t xml:space="preserve">Trực quan hóa yêu cầu </w:t>
       </w:r>
     </w:p>
@@ -6391,6 +6282,7 @@
   <w:style w:type="character" w:default="1" w:styleId="DefaultParagraphFont">
     <w:name w:val="Default Paragraph Font"/>
     <w:uiPriority w:val="1"/>
+    <w:semiHidden/>
     <w:unhideWhenUsed/>
   </w:style>
   <w:style w:type="table" w:default="1" w:styleId="TableNormal">
